--- a/Coding 1 - year/Unit 6 - Debugging and Documentation/Daily Lesson Plans/Word/Day 132.docx
+++ b/Coding 1 - year/Unit 6 - Debugging and Documentation/Daily Lesson Plans/Word/Day 132.docx
@@ -50,12 +50,15 @@
               </w:rPr>
               <w:t xml:space="preserve">Coding I — Full Year</w:t>
             </w:r>
-          </w:p>
-          <w:p>
-            <w:pPr>
-              <w:spacing w:before="40"/>
-              <w:jc w:val="center"/>
-            </w:pPr>
+            <w:r>
+              <w:rPr>
+                <w:rFonts w:ascii="Arial" w:cs="Arial" w:eastAsia="Arial" w:hAnsi="Arial"/>
+                <w:sz w:val="16"/>
+                <w:szCs w:val="16"/>
+              </w:rPr>
+              <w:br/>
+              <w:t xml:space="preserve"/>
+            </w:r>
             <w:r>
               <w:rPr>
                 <w:rFonts w:ascii="Arial" w:cs="Arial" w:eastAsia="Arial" w:hAnsi="Arial"/>
@@ -83,7 +86,7 @@
           <w:rFonts w:ascii="Arial" w:cs="Arial" w:eastAsia="Arial" w:hAnsi="Arial"/>
           <w:b/>
           <w:bCs/>
-          <w:color w:val="1F3864"/>
+          <w:color w:val="2B5797"/>
           <w:sz w:val="32"/>
           <w:szCs w:val="32"/>
         </w:rPr>
@@ -261,9 +264,9 @@
               <w:right w:val="single" w:color="CCCCCC" w:sz="1"/>
             </w:tcBorders>
             <w:tcMar>
-              <w:top w:type="dxa" w:w="60"/>
+              <w:top w:type="dxa" w:w="80"/>
               <w:left w:type="dxa" w:w="120"/>
-              <w:bottom w:type="dxa" w:w="60"/>
+              <w:bottom w:type="dxa" w:w="80"/>
               <w:right w:type="dxa" w:w="120"/>
             </w:tcMar>
           </w:tcPr>
@@ -290,20 +293,213 @@
               <w:right w:val="single" w:color="CCCCCC" w:sz="1"/>
             </w:tcBorders>
             <w:tcMar>
-              <w:top w:type="dxa" w:w="60"/>
+              <w:top w:type="dxa" w:w="80"/>
               <w:left w:type="dxa" w:w="120"/>
-              <w:bottom w:type="dxa" w:w="60"/>
+              <w:bottom w:type="dxa" w:w="80"/>
               <w:right w:type="dxa" w:w="120"/>
             </w:tcMar>
           </w:tcPr>
           <w:p>
-            <w:r>
-              <w:rPr>
-                <w:rFonts w:ascii="Arial" w:cs="Arial" w:eastAsia="Arial" w:hAnsi="Arial"/>
-                <w:sz w:val="20"/>
-                <w:szCs w:val="20"/>
+            <w:pPr>
+              <w:spacing w:after="80" w:before="80"/>
+            </w:pPr>
+            <w:r>
+              <w:rPr>
+                <w:rFonts w:ascii="Arial" w:cs="Arial" w:eastAsia="Arial" w:hAnsi="Arial"/>
+                <w:b/>
+                <w:bCs/>
+                <w:i w:val="false"/>
+                <w:iCs w:val="false"/>
+                <w:color w:val="000000"/>
+                <w:sz w:val="22"/>
+                <w:szCs w:val="22"/>
               </w:rPr>
               <w:t xml:space="preserve">Bell Ringer / Review</w:t>
+            </w:r>
+            <w:r>
+              <w:rPr>
+                <w:rFonts w:ascii="Arial" w:cs="Arial" w:eastAsia="Arial" w:hAnsi="Arial"/>
+                <w:sz w:val="20"/>
+                <w:szCs w:val="20"/>
+              </w:rPr>
+              <w:br/>
+              <w:t xml:space="preserve"/>
+            </w:r>
+            <w:r>
+              <w:rPr>
+                <w:rFonts w:ascii="Arial" w:cs="Arial" w:eastAsia="Arial" w:hAnsi="Arial"/>
+                <w:sz w:val="20"/>
+                <w:szCs w:val="20"/>
+              </w:rPr>
+              <w:br/>
+              <w:t xml:space="preserve"/>
+            </w:r>
+            <w:r>
+              <w:rPr>
+                <w:rFonts w:ascii="Arial" w:cs="Arial" w:eastAsia="Arial" w:hAnsi="Arial"/>
+                <w:b/>
+                <w:bCs/>
+                <w:i w:val="false"/>
+                <w:iCs w:val="false"/>
+                <w:color w:val="000000"/>
+                <w:sz w:val="20"/>
+                <w:szCs w:val="20"/>
+              </w:rPr>
+              <w:t xml:space="preserve">Quick Write </w:t>
+            </w:r>
+            <w:r>
+              <w:rPr>
+                <w:rFonts w:ascii="Arial" w:cs="Arial" w:eastAsia="Arial" w:hAnsi="Arial"/>
+                <w:b w:val="false"/>
+                <w:bCs w:val="false"/>
+                <w:i w:val="false"/>
+                <w:iCs w:val="false"/>
+                <w:color w:val="000000"/>
+                <w:sz w:val="20"/>
+                <w:szCs w:val="20"/>
+              </w:rPr>
+              <w:t xml:space="preserve">(3 min — written or verbal):</w:t>
+            </w:r>
+            <w:r>
+              <w:rPr>
+                <w:rFonts w:ascii="Arial" w:cs="Arial" w:eastAsia="Arial" w:hAnsi="Arial"/>
+                <w:sz w:val="20"/>
+                <w:szCs w:val="20"/>
+              </w:rPr>
+              <w:br/>
+              <w:t xml:space="preserve"/>
+            </w:r>
+            <w:r>
+              <w:rPr>
+                <w:rFonts w:ascii="Arial" w:cs="Arial" w:eastAsia="Arial" w:hAnsi="Arial"/>
+                <w:b w:val="false"/>
+                <w:bCs w:val="false"/>
+                <w:i w:val="false"/>
+                <w:iCs w:val="false"/>
+                <w:color w:val="000000"/>
+                <w:sz w:val="20"/>
+                <w:szCs w:val="20"/>
+              </w:rPr>
+              <w:t xml:space="preserve">    Can you identify edge cases in a problem?</w:t>
+            </w:r>
+            <w:r>
+              <w:rPr>
+                <w:rFonts w:ascii="Arial" w:cs="Arial" w:eastAsia="Arial" w:hAnsi="Arial"/>
+                <w:sz w:val="20"/>
+                <w:szCs w:val="20"/>
+              </w:rPr>
+              <w:br/>
+              <w:t xml:space="preserve"/>
+            </w:r>
+            <w:r>
+              <w:rPr>
+                <w:rFonts w:ascii="Arial" w:cs="Arial" w:eastAsia="Arial" w:hAnsi="Arial"/>
+                <w:sz w:val="20"/>
+                <w:szCs w:val="20"/>
+              </w:rPr>
+              <w:br/>
+              <w:t xml:space="preserve"/>
+            </w:r>
+            <w:r>
+              <w:rPr>
+                <w:rFonts w:ascii="Arial" w:cs="Arial" w:eastAsia="Arial" w:hAnsi="Arial"/>
+                <w:b/>
+                <w:bCs/>
+                <w:i w:val="false"/>
+                <w:iCs w:val="false"/>
+                <w:color w:val="000000"/>
+                <w:sz w:val="20"/>
+                <w:szCs w:val="20"/>
+              </w:rPr>
+              <w:t xml:space="preserve">Vocabulary Preview — </w:t>
+            </w:r>
+            <w:r>
+              <w:rPr>
+                <w:rFonts w:ascii="Arial" w:cs="Arial" w:eastAsia="Arial" w:hAnsi="Arial"/>
+                <w:b w:val="false"/>
+                <w:bCs w:val="false"/>
+                <w:i w:val="false"/>
+                <w:iCs w:val="false"/>
+                <w:color w:val="000000"/>
+                <w:sz w:val="20"/>
+                <w:szCs w:val="20"/>
+              </w:rPr>
+              <w:t xml:space="preserve">terms we'll use today:</w:t>
+            </w:r>
+            <w:r>
+              <w:rPr>
+                <w:rFonts w:ascii="Arial" w:cs="Arial" w:eastAsia="Arial" w:hAnsi="Arial"/>
+                <w:sz w:val="20"/>
+                <w:szCs w:val="20"/>
+              </w:rPr>
+              <w:br/>
+              <w:t xml:space="preserve"/>
+            </w:r>
+            <w:r>
+              <w:rPr>
+                <w:rFonts w:ascii="Arial" w:cs="Arial" w:eastAsia="Arial" w:hAnsi="Arial"/>
+                <w:b w:val="false"/>
+                <w:bCs w:val="false"/>
+                <w:i w:val="false"/>
+                <w:iCs w:val="false"/>
+                <w:color w:val="000000"/>
+                <w:sz w:val="20"/>
+                <w:szCs w:val="20"/>
+              </w:rPr>
+              <w:t xml:space="preserve">    • Edge cases   •   Empty input   •   Zero   •   Negative numbers   •   Single item   •   Very large numbers</w:t>
+            </w:r>
+            <w:r>
+              <w:rPr>
+                <w:rFonts w:ascii="Arial" w:cs="Arial" w:eastAsia="Arial" w:hAnsi="Arial"/>
+                <w:sz w:val="20"/>
+                <w:szCs w:val="20"/>
+              </w:rPr>
+              <w:br/>
+              <w:t xml:space="preserve"/>
+            </w:r>
+            <w:r>
+              <w:rPr>
+                <w:rFonts w:ascii="Arial" w:cs="Arial" w:eastAsia="Arial" w:hAnsi="Arial"/>
+                <w:sz w:val="20"/>
+                <w:szCs w:val="20"/>
+              </w:rPr>
+              <w:br/>
+              <w:t xml:space="preserve"/>
+            </w:r>
+            <w:r>
+              <w:rPr>
+                <w:rFonts w:ascii="Arial" w:cs="Arial" w:eastAsia="Arial" w:hAnsi="Arial"/>
+                <w:b w:val="false"/>
+                <w:bCs w:val="false"/>
+                <w:i/>
+                <w:iCs/>
+                <w:color w:val="444444"/>
+                <w:sz w:val="20"/>
+                <w:szCs w:val="20"/>
+              </w:rPr>
+              <w:t xml:space="preserve">Today's Goal: By the end of class you will be able to identify edge cases in a problem.</w:t>
+            </w:r>
+            <w:r>
+              <w:rPr>
+                <w:rFonts w:ascii="Arial" w:cs="Arial" w:eastAsia="Arial" w:hAnsi="Arial"/>
+                <w:sz w:val="20"/>
+                <w:szCs w:val="20"/>
+              </w:rPr>
+              <w:br/>
+              <w:t xml:space="preserve"/>
+            </w:r>
+            <w:r>
+              <w:rPr>
+                <w:rFonts w:ascii="Arial" w:cs="Arial" w:eastAsia="Arial" w:hAnsi="Arial"/>
+                <w:b w:val="false"/>
+                <w:bCs w:val="false"/>
+                <w:i/>
+                <w:iCs/>
+                <w:color w:val="555555"/>
+                <w:sz w:val="20"/>
+                <w:szCs w:val="20"/>
+              </w:rPr>
+              <w:t xml:space="preserve">→ Pair-share your response, then 2–3 students share with the class.</w:t>
             </w:r>
           </w:p>
         </w:tc>
@@ -319,9 +515,9 @@
               <w:right w:val="single" w:color="CCCCCC" w:sz="1"/>
             </w:tcBorders>
             <w:tcMar>
-              <w:top w:type="dxa" w:w="60"/>
+              <w:top w:type="dxa" w:w="80"/>
               <w:left w:type="dxa" w:w="120"/>
-              <w:bottom w:type="dxa" w:w="60"/>
+              <w:bottom w:type="dxa" w:w="80"/>
               <w:right w:type="dxa" w:w="120"/>
             </w:tcMar>
           </w:tcPr>
@@ -348,20 +544,424 @@
               <w:right w:val="single" w:color="CCCCCC" w:sz="1"/>
             </w:tcBorders>
             <w:tcMar>
-              <w:top w:type="dxa" w:w="60"/>
+              <w:top w:type="dxa" w:w="80"/>
               <w:left w:type="dxa" w:w="120"/>
-              <w:bottom w:type="dxa" w:w="60"/>
+              <w:bottom w:type="dxa" w:w="80"/>
               <w:right w:type="dxa" w:w="120"/>
             </w:tcMar>
           </w:tcPr>
           <w:p>
-            <w:r>
-              <w:rPr>
-                <w:rFonts w:ascii="Arial" w:cs="Arial" w:eastAsia="Arial" w:hAnsi="Arial"/>
-                <w:sz w:val="20"/>
-                <w:szCs w:val="20"/>
-              </w:rPr>
-              <w:t xml:space="preserve">Mini Lesson: Edge Cases</w:t>
+            <w:pPr>
+              <w:spacing w:after="80" w:before="80"/>
+            </w:pPr>
+            <w:r>
+              <w:rPr>
+                <w:rFonts w:ascii="Arial" w:cs="Arial" w:eastAsia="Arial" w:hAnsi="Arial"/>
+                <w:b/>
+                <w:bCs/>
+                <w:i w:val="false"/>
+                <w:iCs w:val="false"/>
+                <w:color w:val="000000"/>
+                <w:sz w:val="22"/>
+                <w:szCs w:val="22"/>
+              </w:rPr>
+              <w:t xml:space="preserve">Mini Lesson: </w:t>
+            </w:r>
+            <w:r>
+              <w:rPr>
+                <w:rFonts w:ascii="Arial" w:cs="Arial" w:eastAsia="Arial" w:hAnsi="Arial"/>
+                <w:b w:val="false"/>
+                <w:bCs w:val="false"/>
+                <w:i w:val="false"/>
+                <w:iCs w:val="false"/>
+                <w:color w:val="000000"/>
+                <w:sz w:val="22"/>
+                <w:szCs w:val="22"/>
+              </w:rPr>
+              <w:t xml:space="preserve">Edge Cases</w:t>
+            </w:r>
+            <w:r>
+              <w:rPr>
+                <w:rFonts w:ascii="Arial" w:cs="Arial" w:eastAsia="Arial" w:hAnsi="Arial"/>
+                <w:sz w:val="20"/>
+                <w:szCs w:val="20"/>
+              </w:rPr>
+              <w:br/>
+              <w:t xml:space="preserve"/>
+            </w:r>
+            <w:r>
+              <w:rPr>
+                <w:rFonts w:ascii="Arial" w:cs="Arial" w:eastAsia="Arial" w:hAnsi="Arial"/>
+                <w:sz w:val="20"/>
+                <w:szCs w:val="20"/>
+              </w:rPr>
+              <w:br/>
+              <w:t xml:space="preserve"/>
+            </w:r>
+            <w:r>
+              <w:rPr>
+                <w:rFonts w:ascii="Arial" w:cs="Arial" w:eastAsia="Arial" w:hAnsi="Arial"/>
+                <w:b/>
+                <w:bCs/>
+                <w:i/>
+                <w:iCs/>
+                <w:color w:val="000000"/>
+                <w:sz w:val="20"/>
+                <w:szCs w:val="20"/>
+              </w:rPr>
+              <w:t xml:space="preserve">Learning Target: </w:t>
+            </w:r>
+            <w:r>
+              <w:rPr>
+                <w:rFonts w:ascii="Arial" w:cs="Arial" w:eastAsia="Arial" w:hAnsi="Arial"/>
+                <w:b w:val="false"/>
+                <w:bCs w:val="false"/>
+                <w:i/>
+                <w:iCs/>
+                <w:color w:val="333333"/>
+                <w:sz w:val="20"/>
+                <w:szCs w:val="20"/>
+              </w:rPr>
+              <w:t xml:space="preserve">I can identify edge cases in a problem.</w:t>
+            </w:r>
+            <w:r>
+              <w:rPr>
+                <w:rFonts w:ascii="Arial" w:cs="Arial" w:eastAsia="Arial" w:hAnsi="Arial"/>
+                <w:sz w:val="20"/>
+                <w:szCs w:val="20"/>
+              </w:rPr>
+              <w:br/>
+              <w:t xml:space="preserve"/>
+            </w:r>
+            <w:r>
+              <w:rPr>
+                <w:rFonts w:ascii="Arial" w:cs="Arial" w:eastAsia="Arial" w:hAnsi="Arial"/>
+                <w:sz w:val="20"/>
+                <w:szCs w:val="20"/>
+              </w:rPr>
+              <w:br/>
+              <w:t xml:space="preserve"/>
+            </w:r>
+            <w:r>
+              <w:rPr>
+                <w:rFonts w:ascii="Arial" w:cs="Arial" w:eastAsia="Arial" w:hAnsi="Arial"/>
+                <w:b w:val="false"/>
+                <w:bCs w:val="false"/>
+                <w:i w:val="false"/>
+                <w:iCs w:val="false"/>
+                <w:color w:val="000000"/>
+                <w:sz w:val="20"/>
+                <w:szCs w:val="20"/>
+              </w:rPr>
+              <w:t xml:space="preserve">Edge cases are inputs that are at the extremes or unusual in some way. They often expose bugs that normal test cases miss. Common edge cases include:</w:t>
+            </w:r>
+            <w:r>
+              <w:rPr>
+                <w:rFonts w:ascii="Arial" w:cs="Arial" w:eastAsia="Arial" w:hAnsi="Arial"/>
+                <w:sz w:val="20"/>
+                <w:szCs w:val="20"/>
+              </w:rPr>
+              <w:br/>
+              <w:t xml:space="preserve"/>
+            </w:r>
+            <w:r>
+              <w:rPr>
+                <w:rFonts w:ascii="Arial" w:cs="Arial" w:eastAsia="Arial" w:hAnsi="Arial"/>
+                <w:b w:val="false"/>
+                <w:bCs w:val="false"/>
+                <w:i w:val="false"/>
+                <w:iCs w:val="false"/>
+                <w:color w:val="000000"/>
+                <w:sz w:val="20"/>
+                <w:szCs w:val="20"/>
+              </w:rPr>
+              <w:t xml:space="preserve">Edge cases are important because:</w:t>
+            </w:r>
+            <w:r>
+              <w:rPr>
+                <w:rFonts w:ascii="Arial" w:cs="Arial" w:eastAsia="Arial" w:hAnsi="Arial"/>
+                <w:sz w:val="20"/>
+                <w:szCs w:val="20"/>
+              </w:rPr>
+              <w:br/>
+              <w:t xml:space="preserve"/>
+            </w:r>
+            <w:r>
+              <w:rPr>
+                <w:rFonts w:ascii="Arial" w:cs="Arial" w:eastAsia="Arial" w:hAnsi="Arial"/>
+                <w:sz w:val="20"/>
+                <w:szCs w:val="20"/>
+              </w:rPr>
+              <w:br/>
+              <w:t xml:space="preserve"/>
+            </w:r>
+            <w:r>
+              <w:rPr>
+                <w:rFonts w:ascii="Arial" w:cs="Arial" w:eastAsia="Arial" w:hAnsi="Arial"/>
+                <w:b/>
+                <w:bCs/>
+                <w:i w:val="false"/>
+                <w:iCs w:val="false"/>
+                <w:color w:val="000000"/>
+                <w:sz w:val="20"/>
+                <w:szCs w:val="20"/>
+              </w:rPr>
+              <w:t xml:space="preserve">Key Concepts:</w:t>
+            </w:r>
+            <w:r>
+              <w:rPr>
+                <w:rFonts w:ascii="Arial" w:cs="Arial" w:eastAsia="Arial" w:hAnsi="Arial"/>
+                <w:sz w:val="20"/>
+                <w:szCs w:val="20"/>
+              </w:rPr>
+              <w:br/>
+              <w:t xml:space="preserve"/>
+            </w:r>
+            <w:r>
+              <w:rPr>
+                <w:rFonts w:ascii="Arial" w:cs="Arial" w:eastAsia="Arial" w:hAnsi="Arial"/>
+                <w:b w:val="false"/>
+                <w:bCs w:val="false"/>
+                <w:i w:val="false"/>
+                <w:iCs w:val="false"/>
+                <w:color w:val="000000"/>
+                <w:sz w:val="20"/>
+                <w:szCs w:val="20"/>
+              </w:rPr>
+              <w:t xml:space="preserve">    • Empty input — empty list, empty string, no items</w:t>
+            </w:r>
+            <w:r>
+              <w:rPr>
+                <w:rFonts w:ascii="Arial" w:cs="Arial" w:eastAsia="Arial" w:hAnsi="Arial"/>
+                <w:sz w:val="20"/>
+                <w:szCs w:val="20"/>
+              </w:rPr>
+              <w:br/>
+              <w:t xml:space="preserve"/>
+            </w:r>
+            <w:r>
+              <w:rPr>
+                <w:rFonts w:ascii="Arial" w:cs="Arial" w:eastAsia="Arial" w:hAnsi="Arial"/>
+                <w:b w:val="false"/>
+                <w:bCs w:val="false"/>
+                <w:i w:val="false"/>
+                <w:iCs w:val="false"/>
+                <w:color w:val="000000"/>
+                <w:sz w:val="20"/>
+                <w:szCs w:val="20"/>
+              </w:rPr>
+              <w:t xml:space="preserve">    • Zero — especially problematic for division</w:t>
+            </w:r>
+            <w:r>
+              <w:rPr>
+                <w:rFonts w:ascii="Arial" w:cs="Arial" w:eastAsia="Arial" w:hAnsi="Arial"/>
+                <w:sz w:val="20"/>
+                <w:szCs w:val="20"/>
+              </w:rPr>
+              <w:br/>
+              <w:t xml:space="preserve"/>
+            </w:r>
+            <w:r>
+              <w:rPr>
+                <w:rFonts w:ascii="Arial" w:cs="Arial" w:eastAsia="Arial" w:hAnsi="Arial"/>
+                <w:b w:val="false"/>
+                <w:bCs w:val="false"/>
+                <w:i w:val="false"/>
+                <w:iCs w:val="false"/>
+                <w:color w:val="000000"/>
+                <w:sz w:val="20"/>
+                <w:szCs w:val="20"/>
+              </w:rPr>
+              <w:t xml:space="preserve">    • Negative numbers — often forgotten in planning</w:t>
+            </w:r>
+            <w:r>
+              <w:rPr>
+                <w:rFonts w:ascii="Arial" w:cs="Arial" w:eastAsia="Arial" w:hAnsi="Arial"/>
+                <w:sz w:val="20"/>
+                <w:szCs w:val="20"/>
+              </w:rPr>
+              <w:br/>
+              <w:t xml:space="preserve"/>
+            </w:r>
+            <w:r>
+              <w:rPr>
+                <w:rFonts w:ascii="Arial" w:cs="Arial" w:eastAsia="Arial" w:hAnsi="Arial"/>
+                <w:b w:val="false"/>
+                <w:bCs w:val="false"/>
+                <w:i w:val="false"/>
+                <w:iCs w:val="false"/>
+                <w:color w:val="000000"/>
+                <w:sz w:val="20"/>
+                <w:szCs w:val="20"/>
+              </w:rPr>
+              <w:t xml:space="preserve">    • Single item — boundary condition</w:t>
+            </w:r>
+            <w:r>
+              <w:rPr>
+                <w:rFonts w:ascii="Arial" w:cs="Arial" w:eastAsia="Arial" w:hAnsi="Arial"/>
+                <w:sz w:val="20"/>
+                <w:szCs w:val="20"/>
+              </w:rPr>
+              <w:br/>
+              <w:t xml:space="preserve"/>
+            </w:r>
+            <w:r>
+              <w:rPr>
+                <w:rFonts w:ascii="Arial" w:cs="Arial" w:eastAsia="Arial" w:hAnsi="Arial"/>
+                <w:b w:val="false"/>
+                <w:bCs w:val="false"/>
+                <w:i w:val="false"/>
+                <w:iCs w:val="false"/>
+                <w:color w:val="000000"/>
+                <w:sz w:val="20"/>
+                <w:szCs w:val="20"/>
+              </w:rPr>
+              <w:t xml:space="preserve">    • Very large numbers — potential overflow or performance issues</w:t>
+            </w:r>
+            <w:r>
+              <w:rPr>
+                <w:rFonts w:ascii="Arial" w:cs="Arial" w:eastAsia="Arial" w:hAnsi="Arial"/>
+                <w:sz w:val="20"/>
+                <w:szCs w:val="20"/>
+              </w:rPr>
+              <w:br/>
+              <w:t xml:space="preserve"/>
+            </w:r>
+            <w:r>
+              <w:rPr>
+                <w:rFonts w:ascii="Arial" w:cs="Arial" w:eastAsia="Arial" w:hAnsi="Arial"/>
+                <w:b w:val="false"/>
+                <w:bCs w:val="false"/>
+                <w:i w:val="false"/>
+                <w:iCs w:val="false"/>
+                <w:color w:val="000000"/>
+                <w:sz w:val="20"/>
+                <w:szCs w:val="20"/>
+              </w:rPr>
+              <w:t xml:space="preserve">    • Boundary values — if range is 0-100, test 0 and 100</w:t>
+            </w:r>
+            <w:r>
+              <w:rPr>
+                <w:rFonts w:ascii="Arial" w:cs="Arial" w:eastAsia="Arial" w:hAnsi="Arial"/>
+                <w:sz w:val="20"/>
+                <w:szCs w:val="20"/>
+              </w:rPr>
+              <w:br/>
+              <w:t xml:space="preserve"/>
+            </w:r>
+            <w:r>
+              <w:rPr>
+                <w:rFonts w:ascii="Arial" w:cs="Arial" w:eastAsia="Arial" w:hAnsi="Arial"/>
+                <w:sz w:val="20"/>
+                <w:szCs w:val="20"/>
+              </w:rPr>
+              <w:br/>
+              <w:t xml:space="preserve"/>
+            </w:r>
+            <w:r>
+              <w:rPr>
+                <w:rFonts w:ascii="Arial" w:cs="Arial" w:eastAsia="Arial" w:hAnsi="Arial"/>
+                <w:b/>
+                <w:bCs/>
+                <w:i w:val="false"/>
+                <w:iCs w:val="false"/>
+                <w:color w:val="000000"/>
+                <w:sz w:val="20"/>
+                <w:szCs w:val="20"/>
+              </w:rPr>
+              <w:t xml:space="preserve">Vocabulary: </w:t>
+            </w:r>
+            <w:r>
+              <w:rPr>
+                <w:rFonts w:ascii="Arial" w:cs="Arial" w:eastAsia="Arial" w:hAnsi="Arial"/>
+                <w:b w:val="false"/>
+                <w:bCs w:val="false"/>
+                <w:i w:val="false"/>
+                <w:iCs w:val="false"/>
+                <w:color w:val="000000"/>
+                <w:sz w:val="20"/>
+                <w:szCs w:val="20"/>
+              </w:rPr>
+              <w:t xml:space="preserve">Edge cases, Empty input, Zero, Negative numbers, Single item, Very large numbers</w:t>
+            </w:r>
+            <w:r>
+              <w:rPr>
+                <w:rFonts w:ascii="Arial" w:cs="Arial" w:eastAsia="Arial" w:hAnsi="Arial"/>
+                <w:sz w:val="20"/>
+                <w:szCs w:val="20"/>
+              </w:rPr>
+              <w:br/>
+              <w:t xml:space="preserve"/>
+            </w:r>
+            <w:r>
+              <w:rPr>
+                <w:rFonts w:ascii="Arial" w:cs="Arial" w:eastAsia="Arial" w:hAnsi="Arial"/>
+                <w:sz w:val="20"/>
+                <w:szCs w:val="20"/>
+              </w:rPr>
+              <w:br/>
+              <w:t xml:space="preserve"/>
+            </w:r>
+            <w:r>
+              <w:rPr>
+                <w:rFonts w:ascii="Arial" w:cs="Arial" w:eastAsia="Arial" w:hAnsi="Arial"/>
+                <w:b/>
+                <w:bCs/>
+                <w:i/>
+                <w:iCs/>
+                <w:color w:val="555555"/>
+                <w:sz w:val="20"/>
+                <w:szCs w:val="20"/>
+              </w:rPr>
+              <w:t xml:space="preserve">→ Live Demo — </w:t>
+            </w:r>
+            <w:r>
+              <w:rPr>
+                <w:rFonts w:ascii="Arial" w:cs="Arial" w:eastAsia="Arial" w:hAnsi="Arial"/>
+                <w:b w:val="false"/>
+                <w:bCs w:val="false"/>
+                <w:i/>
+                <w:iCs/>
+                <w:color w:val="555555"/>
+                <w:sz w:val="20"/>
+                <w:szCs w:val="20"/>
+              </w:rPr>
+              <w:t xml:space="preserve">type examples as students follow along in their own editor.</w:t>
+            </w:r>
+            <w:r>
+              <w:rPr>
+                <w:rFonts w:ascii="Arial" w:cs="Arial" w:eastAsia="Arial" w:hAnsi="Arial"/>
+                <w:sz w:val="20"/>
+                <w:szCs w:val="20"/>
+              </w:rPr>
+              <w:br/>
+              <w:t xml:space="preserve"/>
+            </w:r>
+            <w:r>
+              <w:rPr>
+                <w:rFonts w:ascii="Arial" w:cs="Arial" w:eastAsia="Arial" w:hAnsi="Arial"/>
+                <w:b/>
+                <w:bCs/>
+                <w:i/>
+                <w:iCs/>
+                <w:color w:val="555555"/>
+                <w:sz w:val="20"/>
+                <w:szCs w:val="20"/>
+              </w:rPr>
+              <w:t xml:space="preserve">→ Check for Understanding: </w:t>
+            </w:r>
+            <w:r>
+              <w:rPr>
+                <w:rFonts w:ascii="Arial" w:cs="Arial" w:eastAsia="Arial" w:hAnsi="Arial"/>
+                <w:b w:val="false"/>
+                <w:bCs w:val="false"/>
+                <w:i/>
+                <w:iCs/>
+                <w:color w:val="555555"/>
+                <w:sz w:val="20"/>
+                <w:szCs w:val="20"/>
+              </w:rPr>
+              <w:t xml:space="preserve">pause and cold-call: “Can someone explain what we just did in their own words?”</w:t>
             </w:r>
           </w:p>
         </w:tc>
@@ -377,9 +977,9 @@
               <w:right w:val="single" w:color="CCCCCC" w:sz="1"/>
             </w:tcBorders>
             <w:tcMar>
-              <w:top w:type="dxa" w:w="60"/>
+              <w:top w:type="dxa" w:w="80"/>
               <w:left w:type="dxa" w:w="120"/>
-              <w:bottom w:type="dxa" w:w="60"/>
+              <w:bottom w:type="dxa" w:w="80"/>
               <w:right w:type="dxa" w:w="120"/>
             </w:tcMar>
           </w:tcPr>
@@ -406,20 +1006,90 @@
               <w:right w:val="single" w:color="CCCCCC" w:sz="1"/>
             </w:tcBorders>
             <w:tcMar>
-              <w:top w:type="dxa" w:w="60"/>
+              <w:top w:type="dxa" w:w="80"/>
               <w:left w:type="dxa" w:w="120"/>
-              <w:bottom w:type="dxa" w:w="60"/>
+              <w:bottom w:type="dxa" w:w="80"/>
               <w:right w:type="dxa" w:w="120"/>
             </w:tcMar>
           </w:tcPr>
           <w:p>
-            <w:r>
-              <w:rPr>
-                <w:rFonts w:ascii="Arial" w:cs="Arial" w:eastAsia="Arial" w:hAnsi="Arial"/>
-                <w:sz w:val="20"/>
-                <w:szCs w:val="20"/>
+            <w:pPr>
+              <w:spacing w:after="80" w:before="80"/>
+            </w:pPr>
+            <w:r>
+              <w:rPr>
+                <w:rFonts w:ascii="Arial" w:cs="Arial" w:eastAsia="Arial" w:hAnsi="Arial"/>
+                <w:b/>
+                <w:bCs/>
+                <w:i w:val="false"/>
+                <w:iCs w:val="false"/>
+                <w:color w:val="000000"/>
+                <w:sz w:val="22"/>
+                <w:szCs w:val="22"/>
               </w:rPr>
               <w:t xml:space="preserve">Guided Practice</w:t>
+            </w:r>
+            <w:r>
+              <w:rPr>
+                <w:rFonts w:ascii="Arial" w:cs="Arial" w:eastAsia="Arial" w:hAnsi="Arial"/>
+                <w:sz w:val="20"/>
+                <w:szCs w:val="20"/>
+              </w:rPr>
+              <w:br/>
+              <w:t xml:space="preserve"/>
+            </w:r>
+            <w:r>
+              <w:rPr>
+                <w:rFonts w:ascii="Arial" w:cs="Arial" w:eastAsia="Arial" w:hAnsi="Arial"/>
+                <w:sz w:val="20"/>
+                <w:szCs w:val="20"/>
+              </w:rPr>
+              <w:br/>
+              <w:t xml:space="preserve"/>
+            </w:r>
+            <w:r>
+              <w:rPr>
+                <w:rFonts w:ascii="Arial" w:cs="Arial" w:eastAsia="Arial" w:hAnsi="Arial"/>
+                <w:b w:val="false"/>
+                <w:bCs w:val="false"/>
+                <w:i w:val="false"/>
+                <w:iCs w:val="false"/>
+                <w:color w:val="000000"/>
+                <w:sz w:val="20"/>
+                <w:szCs w:val="20"/>
+              </w:rPr>
+              <w:t xml:space="preserve">For this function, identify at least 5 edge cases:</w:t>
+            </w:r>
+            <w:r>
+              <w:rPr>
+                <w:rFonts w:ascii="Arial" w:cs="Arial" w:eastAsia="Arial" w:hAnsi="Arial"/>
+                <w:sz w:val="20"/>
+                <w:szCs w:val="20"/>
+              </w:rPr>
+              <w:br/>
+              <w:t xml:space="preserve"/>
+            </w:r>
+            <w:r>
+              <w:rPr>
+                <w:rFonts w:ascii="Arial" w:cs="Arial" w:eastAsia="Arial" w:hAnsi="Arial"/>
+                <w:sz w:val="20"/>
+                <w:szCs w:val="20"/>
+              </w:rPr>
+              <w:br/>
+              <w:t xml:space="preserve"/>
+            </w:r>
+            <w:r>
+              <w:rPr>
+                <w:rFonts w:ascii="Arial" w:cs="Arial" w:eastAsia="Arial" w:hAnsi="Arial"/>
+                <w:b w:val="false"/>
+                <w:bCs w:val="false"/>
+                <w:i/>
+                <w:iCs/>
+                <w:color w:val="555555"/>
+                <w:sz w:val="20"/>
+                <w:szCs w:val="20"/>
+              </w:rPr>
+              <w:t xml:space="preserve">→ Teacher models — students try alongside, then compare results.</w:t>
             </w:r>
           </w:p>
         </w:tc>
@@ -435,9 +1105,9 @@
               <w:right w:val="single" w:color="CCCCCC" w:sz="1"/>
             </w:tcBorders>
             <w:tcMar>
-              <w:top w:type="dxa" w:w="60"/>
+              <w:top w:type="dxa" w:w="80"/>
               <w:left w:type="dxa" w:w="120"/>
-              <w:bottom w:type="dxa" w:w="60"/>
+              <w:bottom w:type="dxa" w:w="80"/>
               <w:right w:type="dxa" w:w="120"/>
             </w:tcMar>
           </w:tcPr>
@@ -450,7 +1120,7 @@
                 <w:sz w:val="20"/>
                 <w:szCs w:val="20"/>
               </w:rPr>
-              <w:t xml:space="preserve">15-20 min</w:t>
+              <w:t xml:space="preserve">15–20 min</w:t>
             </w:r>
           </w:p>
         </w:tc>
@@ -464,20 +1134,164 @@
               <w:right w:val="single" w:color="CCCCCC" w:sz="1"/>
             </w:tcBorders>
             <w:tcMar>
-              <w:top w:type="dxa" w:w="60"/>
+              <w:top w:type="dxa" w:w="80"/>
               <w:left w:type="dxa" w:w="120"/>
-              <w:bottom w:type="dxa" w:w="60"/>
+              <w:bottom w:type="dxa" w:w="80"/>
               <w:right w:type="dxa" w:w="120"/>
             </w:tcMar>
           </w:tcPr>
           <w:p>
-            <w:r>
-              <w:rPr>
-                <w:rFonts w:ascii="Arial" w:cs="Arial" w:eastAsia="Arial" w:hAnsi="Arial"/>
-                <w:sz w:val="20"/>
-                <w:szCs w:val="20"/>
+            <w:pPr>
+              <w:spacing w:after="80" w:before="80"/>
+            </w:pPr>
+            <w:r>
+              <w:rPr>
+                <w:rFonts w:ascii="Arial" w:cs="Arial" w:eastAsia="Arial" w:hAnsi="Arial"/>
+                <w:b/>
+                <w:bCs/>
+                <w:i w:val="false"/>
+                <w:iCs w:val="false"/>
+                <w:color w:val="000000"/>
+                <w:sz w:val="22"/>
+                <w:szCs w:val="22"/>
               </w:rPr>
               <w:t xml:space="preserve">Independent Practice / Code Along</w:t>
+            </w:r>
+            <w:r>
+              <w:rPr>
+                <w:rFonts w:ascii="Arial" w:cs="Arial" w:eastAsia="Arial" w:hAnsi="Arial"/>
+                <w:sz w:val="20"/>
+                <w:szCs w:val="20"/>
+              </w:rPr>
+              <w:br/>
+              <w:t xml:space="preserve"/>
+            </w:r>
+            <w:r>
+              <w:rPr>
+                <w:rFonts w:ascii="Arial" w:cs="Arial" w:eastAsia="Arial" w:hAnsi="Arial"/>
+                <w:b/>
+                <w:bCs/>
+                <w:i w:val="false"/>
+                <w:iCs w:val="false"/>
+                <w:color w:val="000000"/>
+                <w:sz w:val="20"/>
+                <w:szCs w:val="20"/>
+              </w:rPr>
+              <w:t xml:space="preserve">    Beginner: </w:t>
+            </w:r>
+            <w:r>
+              <w:rPr>
+                <w:rFonts w:ascii="Arial" w:cs="Arial" w:eastAsia="Arial" w:hAnsi="Arial"/>
+                <w:b w:val="false"/>
+                <w:bCs w:val="false"/>
+                <w:i w:val="false"/>
+                <w:iCs w:val="false"/>
+                <w:color w:val="000000"/>
+                <w:sz w:val="20"/>
+                <w:szCs w:val="20"/>
+              </w:rPr>
+              <w:t xml:space="preserve">List edge cases for a function that calculates the average of test scores.</w:t>
+            </w:r>
+            <w:r>
+              <w:rPr>
+                <w:rFonts w:ascii="Arial" w:cs="Arial" w:eastAsia="Arial" w:hAnsi="Arial"/>
+                <w:sz w:val="20"/>
+                <w:szCs w:val="20"/>
+              </w:rPr>
+              <w:br/>
+              <w:t xml:space="preserve"/>
+            </w:r>
+            <w:r>
+              <w:rPr>
+                <w:rFonts w:ascii="Arial" w:cs="Arial" w:eastAsia="Arial" w:hAnsi="Arial"/>
+                <w:b/>
+                <w:bCs/>
+                <w:i w:val="false"/>
+                <w:iCs w:val="false"/>
+                <w:color w:val="000000"/>
+                <w:sz w:val="20"/>
+                <w:szCs w:val="20"/>
+              </w:rPr>
+              <w:t xml:space="preserve">    Intermediate: </w:t>
+            </w:r>
+            <w:r>
+              <w:rPr>
+                <w:rFonts w:ascii="Arial" w:cs="Arial" w:eastAsia="Arial" w:hAnsi="Arial"/>
+                <w:b w:val="false"/>
+                <w:bCs w:val="false"/>
+                <w:i w:val="false"/>
+                <w:iCs w:val="false"/>
+                <w:color w:val="000000"/>
+                <w:sz w:val="20"/>
+                <w:szCs w:val="20"/>
+              </w:rPr>
+              <w:t xml:space="preserve">For a function that checks if a number is prime, identify 5+ edge cases.</w:t>
+            </w:r>
+            <w:r>
+              <w:rPr>
+                <w:rFonts w:ascii="Arial" w:cs="Arial" w:eastAsia="Arial" w:hAnsi="Arial"/>
+                <w:sz w:val="20"/>
+                <w:szCs w:val="20"/>
+              </w:rPr>
+              <w:br/>
+              <w:t xml:space="preserve"/>
+            </w:r>
+            <w:r>
+              <w:rPr>
+                <w:rFonts w:ascii="Arial" w:cs="Arial" w:eastAsia="Arial" w:hAnsi="Arial"/>
+                <w:b/>
+                <w:bCs/>
+                <w:i w:val="false"/>
+                <w:iCs w:val="false"/>
+                <w:color w:val="000000"/>
+                <w:sz w:val="20"/>
+                <w:szCs w:val="20"/>
+              </w:rPr>
+              <w:t xml:space="preserve">    Challenge: </w:t>
+            </w:r>
+            <w:r>
+              <w:rPr>
+                <w:rFonts w:ascii="Arial" w:cs="Arial" w:eastAsia="Arial" w:hAnsi="Arial"/>
+                <w:b w:val="false"/>
+                <w:bCs w:val="false"/>
+                <w:i w:val="false"/>
+                <w:iCs w:val="false"/>
+                <w:color w:val="000000"/>
+                <w:sz w:val="20"/>
+                <w:szCs w:val="20"/>
+              </w:rPr>
+              <w:t xml:space="preserve">Write a function that removes duplicates from a list. Then list 6+ edge cases and test them. ---</w:t>
+            </w:r>
+            <w:r>
+              <w:rPr>
+                <w:rFonts w:ascii="Arial" w:cs="Arial" w:eastAsia="Arial" w:hAnsi="Arial"/>
+                <w:sz w:val="20"/>
+                <w:szCs w:val="20"/>
+              </w:rPr>
+              <w:br/>
+              <w:t xml:space="preserve"/>
+            </w:r>
+            <w:r>
+              <w:rPr>
+                <w:rFonts w:ascii="Arial" w:cs="Arial" w:eastAsia="Arial" w:hAnsi="Arial"/>
+                <w:sz w:val="20"/>
+                <w:szCs w:val="20"/>
+              </w:rPr>
+              <w:br/>
+              <w:t xml:space="preserve"/>
+            </w:r>
+            <w:r>
+              <w:rPr>
+                <w:rFonts w:ascii="Arial" w:cs="Arial" w:eastAsia="Arial" w:hAnsi="Arial"/>
+                <w:b w:val="false"/>
+                <w:bCs w:val="false"/>
+                <w:i/>
+                <w:iCs/>
+                <w:color w:val="555555"/>
+                <w:sz w:val="20"/>
+                <w:szCs w:val="20"/>
+              </w:rPr>
+              <w:t xml:space="preserve">→ Teacher circulates — offer hints, check for understanding.</w:t>
             </w:r>
           </w:p>
         </w:tc>
@@ -493,9 +1307,9 @@
               <w:right w:val="single" w:color="CCCCCC" w:sz="1"/>
             </w:tcBorders>
             <w:tcMar>
-              <w:top w:type="dxa" w:w="60"/>
+              <w:top w:type="dxa" w:w="80"/>
               <w:left w:type="dxa" w:w="120"/>
-              <w:bottom w:type="dxa" w:w="60"/>
+              <w:bottom w:type="dxa" w:w="80"/>
               <w:right w:type="dxa" w:w="120"/>
             </w:tcMar>
           </w:tcPr>
@@ -522,20 +1336,90 @@
               <w:right w:val="single" w:color="CCCCCC" w:sz="1"/>
             </w:tcBorders>
             <w:tcMar>
-              <w:top w:type="dxa" w:w="60"/>
+              <w:top w:type="dxa" w:w="80"/>
               <w:left w:type="dxa" w:w="120"/>
-              <w:bottom w:type="dxa" w:w="60"/>
+              <w:bottom w:type="dxa" w:w="80"/>
               <w:right w:type="dxa" w:w="120"/>
             </w:tcMar>
           </w:tcPr>
           <w:p>
-            <w:r>
-              <w:rPr>
-                <w:rFonts w:ascii="Arial" w:cs="Arial" w:eastAsia="Arial" w:hAnsi="Arial"/>
-                <w:sz w:val="20"/>
-                <w:szCs w:val="20"/>
+            <w:pPr>
+              <w:spacing w:after="80" w:before="80"/>
+            </w:pPr>
+            <w:r>
+              <w:rPr>
+                <w:rFonts w:ascii="Arial" w:cs="Arial" w:eastAsia="Arial" w:hAnsi="Arial"/>
+                <w:b/>
+                <w:bCs/>
+                <w:i w:val="false"/>
+                <w:iCs w:val="false"/>
+                <w:color w:val="000000"/>
+                <w:sz w:val="22"/>
+                <w:szCs w:val="22"/>
               </w:rPr>
               <w:t xml:space="preserve">Exit Ticket / Wrap-Up</w:t>
+            </w:r>
+            <w:r>
+              <w:rPr>
+                <w:rFonts w:ascii="Arial" w:cs="Arial" w:eastAsia="Arial" w:hAnsi="Arial"/>
+                <w:sz w:val="20"/>
+                <w:szCs w:val="20"/>
+              </w:rPr>
+              <w:br/>
+              <w:t xml:space="preserve"/>
+            </w:r>
+            <w:r>
+              <w:rPr>
+                <w:rFonts w:ascii="Arial" w:cs="Arial" w:eastAsia="Arial" w:hAnsi="Arial"/>
+                <w:sz w:val="20"/>
+                <w:szCs w:val="20"/>
+              </w:rPr>
+              <w:br/>
+              <w:t xml:space="preserve"/>
+            </w:r>
+            <w:r>
+              <w:rPr>
+                <w:rFonts w:ascii="Arial" w:cs="Arial" w:eastAsia="Arial" w:hAnsi="Arial"/>
+                <w:b w:val="false"/>
+                <w:bCs w:val="false"/>
+                <w:i w:val="false"/>
+                <w:iCs w:val="false"/>
+                <w:color w:val="000000"/>
+                <w:sz w:val="20"/>
+                <w:szCs w:val="20"/>
+              </w:rPr>
+              <w:t xml:space="preserve">Quick Check: Identify edge cases in a problem?</w:t>
+            </w:r>
+            <w:r>
+              <w:rPr>
+                <w:rFonts w:ascii="Arial" w:cs="Arial" w:eastAsia="Arial" w:hAnsi="Arial"/>
+                <w:sz w:val="20"/>
+                <w:szCs w:val="20"/>
+              </w:rPr>
+              <w:br/>
+              <w:t xml:space="preserve"/>
+            </w:r>
+            <w:r>
+              <w:rPr>
+                <w:rFonts w:ascii="Arial" w:cs="Arial" w:eastAsia="Arial" w:hAnsi="Arial"/>
+                <w:sz w:val="20"/>
+                <w:szCs w:val="20"/>
+              </w:rPr>
+              <w:br/>
+              <w:t xml:space="preserve"/>
+            </w:r>
+            <w:r>
+              <w:rPr>
+                <w:rFonts w:ascii="Arial" w:cs="Arial" w:eastAsia="Arial" w:hAnsi="Arial"/>
+                <w:b w:val="false"/>
+                <w:bCs w:val="false"/>
+                <w:i/>
+                <w:iCs/>
+                <w:color w:val="555555"/>
+                <w:sz w:val="20"/>
+                <w:szCs w:val="20"/>
+              </w:rPr>
+              <w:t xml:space="preserve">→ 3–2–1: Name 3 things learned, 2 new vocab words, 1 question you still have.</w:t>
             </w:r>
           </w:p>
         </w:tc>
@@ -829,19 +1713,6 @@
                 <w:sz w:val="18"/>
                 <w:szCs w:val="18"/>
               </w:rPr>
-              <w:t xml:space="preserve"># Example 1: Function that divides two numbers</w:t>
-            </w:r>
-          </w:p>
-          <w:p>
-            <w:pPr>
-              <w:spacing w:after="20"/>
-            </w:pPr>
-            <w:r>
-              <w:rPr>
-                <w:rFonts w:ascii="Courier New" w:cs="Courier New" w:eastAsia="Courier New" w:hAnsi="Courier New"/>
-                <w:sz w:val="18"/>
-                <w:szCs w:val="18"/>
-              </w:rPr>
               <w:t xml:space="preserve">def divide(a, b):</w:t>
             </w:r>
           </w:p>
@@ -881,84 +1752,6 @@
                 <w:sz w:val="18"/>
                 <w:szCs w:val="18"/>
               </w:rPr>
-              <w:t xml:space="preserve"># Normal test cases: divide(10, 2) = 5</w:t>
-            </w:r>
-          </w:p>
-          <w:p>
-            <w:pPr>
-              <w:spacing w:after="20"/>
-            </w:pPr>
-            <w:r>
-              <w:rPr>
-                <w:rFonts w:ascii="Courier New" w:cs="Courier New" w:eastAsia="Courier New" w:hAnsi="Courier New"/>
-                <w:sz w:val="18"/>
-                <w:szCs w:val="18"/>
-              </w:rPr>
-              <w:t xml:space="preserve"># Edge cases:</w:t>
-            </w:r>
-          </w:p>
-          <w:p>
-            <w:pPr>
-              <w:spacing w:after="20"/>
-            </w:pPr>
-            <w:r>
-              <w:rPr>
-                <w:rFonts w:ascii="Courier New" w:cs="Courier New" w:eastAsia="Courier New" w:hAnsi="Courier New"/>
-                <w:sz w:val="18"/>
-                <w:szCs w:val="18"/>
-              </w:rPr>
-              <w:t xml:space="preserve"># - divide(10, 0)  — ZeroDivisionError! (Must handle)</w:t>
-            </w:r>
-          </w:p>
-          <w:p>
-            <w:pPr>
-              <w:spacing w:after="20"/>
-            </w:pPr>
-            <w:r>
-              <w:rPr>
-                <w:rFonts w:ascii="Courier New" w:cs="Courier New" w:eastAsia="Courier New" w:hAnsi="Courier New"/>
-                <w:sz w:val="18"/>
-                <w:szCs w:val="18"/>
-              </w:rPr>
-              <w:t xml:space="preserve"># - divide(-10, 2) — should work, but is negative expected?</w:t>
-            </w:r>
-          </w:p>
-          <w:p>
-            <w:pPr>
-              <w:spacing w:after="20"/>
-            </w:pPr>
-            <w:r>
-              <w:rPr>
-                <w:rFonts w:ascii="Courier New" w:cs="Courier New" w:eastAsia="Courier New" w:hAnsi="Courier New"/>
-                <w:sz w:val="18"/>
-                <w:szCs w:val="18"/>
-              </w:rPr>
-              <w:t xml:space="preserve"># - divide(0, 5)   — should return 0</w:t>
-            </w:r>
-          </w:p>
-          <w:p>
-            <w:pPr>
-              <w:spacing w:after="20"/>
-            </w:pPr>
-            <w:r>
-              <w:rPr>
-                <w:rFonts w:ascii="Courier New" w:cs="Courier New" w:eastAsia="Courier New" w:hAnsi="Courier New"/>
-                <w:sz w:val="18"/>
-                <w:szCs w:val="18"/>
-              </w:rPr>
-              <w:t xml:space="preserve"># - divide(10.5, 2.5) — should work with floats</w:t>
-            </w:r>
-          </w:p>
-          <w:p>
-            <w:pPr>
-              <w:spacing w:after="20"/>
-            </w:pPr>
-            <w:r>
-              <w:rPr>
-                <w:rFonts w:ascii="Courier New" w:cs="Courier New" w:eastAsia="Courier New" w:hAnsi="Courier New"/>
-                <w:sz w:val="18"/>
-                <w:szCs w:val="18"/>
-              </w:rPr>
               <w:t xml:space="preserve"> </w:t>
             </w:r>
           </w:p>
@@ -972,7 +1765,85 @@
                 <w:sz w:val="18"/>
                 <w:szCs w:val="18"/>
               </w:rPr>
-              <w:t xml:space="preserve"># Example 2: Find minimum in a list</w:t>
+              <w:t xml:space="preserve"> </w:t>
+            </w:r>
+          </w:p>
+          <w:p>
+            <w:pPr>
+              <w:spacing w:after="20"/>
+            </w:pPr>
+            <w:r>
+              <w:rPr>
+                <w:rFonts w:ascii="Courier New" w:cs="Courier New" w:eastAsia="Courier New" w:hAnsi="Courier New"/>
+                <w:sz w:val="18"/>
+                <w:szCs w:val="18"/>
+              </w:rPr>
+              <w:t xml:space="preserve"> </w:t>
+            </w:r>
+          </w:p>
+          <w:p>
+            <w:pPr>
+              <w:spacing w:after="20"/>
+            </w:pPr>
+            <w:r>
+              <w:rPr>
+                <w:rFonts w:ascii="Courier New" w:cs="Courier New" w:eastAsia="Courier New" w:hAnsi="Courier New"/>
+                <w:sz w:val="18"/>
+                <w:szCs w:val="18"/>
+              </w:rPr>
+              <w:t xml:space="preserve"> </w:t>
+            </w:r>
+          </w:p>
+          <w:p>
+            <w:pPr>
+              <w:spacing w:after="20"/>
+            </w:pPr>
+            <w:r>
+              <w:rPr>
+                <w:rFonts w:ascii="Courier New" w:cs="Courier New" w:eastAsia="Courier New" w:hAnsi="Courier New"/>
+                <w:sz w:val="18"/>
+                <w:szCs w:val="18"/>
+              </w:rPr>
+              <w:t xml:space="preserve"> </w:t>
+            </w:r>
+          </w:p>
+          <w:p>
+            <w:pPr>
+              <w:spacing w:after="20"/>
+            </w:pPr>
+            <w:r>
+              <w:rPr>
+                <w:rFonts w:ascii="Courier New" w:cs="Courier New" w:eastAsia="Courier New" w:hAnsi="Courier New"/>
+                <w:sz w:val="18"/>
+                <w:szCs w:val="18"/>
+              </w:rPr>
+              <w:t xml:space="preserve"> </w:t>
+            </w:r>
+          </w:p>
+          <w:p>
+            <w:pPr>
+              <w:spacing w:after="20"/>
+            </w:pPr>
+            <w:r>
+              <w:rPr>
+                <w:rFonts w:ascii="Courier New" w:cs="Courier New" w:eastAsia="Courier New" w:hAnsi="Courier New"/>
+                <w:sz w:val="18"/>
+                <w:szCs w:val="18"/>
+              </w:rPr>
+              <w:t xml:space="preserve"> </w:t>
+            </w:r>
+          </w:p>
+          <w:p>
+            <w:pPr>
+              <w:spacing w:after="20"/>
+            </w:pPr>
+            <w:r>
+              <w:rPr>
+                <w:rFonts w:ascii="Courier New" w:cs="Courier New" w:eastAsia="Courier New" w:hAnsi="Courier New"/>
+                <w:sz w:val="18"/>
+                <w:szCs w:val="18"/>
+              </w:rPr>
+              <w:t xml:space="preserve"> </w:t>
             </w:r>
           </w:p>
           <w:p>
@@ -1076,84 +1947,6 @@
                 <w:sz w:val="18"/>
                 <w:szCs w:val="18"/>
               </w:rPr>
-              <w:t xml:space="preserve"># Normal case: find_min([3, 1, 4]) = 1</w:t>
-            </w:r>
-          </w:p>
-          <w:p>
-            <w:pPr>
-              <w:spacing w:after="20"/>
-            </w:pPr>
-            <w:r>
-              <w:rPr>
-                <w:rFonts w:ascii="Courier New" w:cs="Courier New" w:eastAsia="Courier New" w:hAnsi="Courier New"/>
-                <w:sz w:val="18"/>
-                <w:szCs w:val="18"/>
-              </w:rPr>
-              <w:t xml:space="preserve"># Edge cases:</w:t>
-            </w:r>
-          </w:p>
-          <w:p>
-            <w:pPr>
-              <w:spacing w:after="20"/>
-            </w:pPr>
-            <w:r>
-              <w:rPr>
-                <w:rFonts w:ascii="Courier New" w:cs="Courier New" w:eastAsia="Courier New" w:hAnsi="Courier New"/>
-                <w:sz w:val="18"/>
-                <w:szCs w:val="18"/>
-              </w:rPr>
-              <w:t xml:space="preserve"># - find_min([])           — IndexError! (Must handle)</w:t>
-            </w:r>
-          </w:p>
-          <w:p>
-            <w:pPr>
-              <w:spacing w:after="20"/>
-            </w:pPr>
-            <w:r>
-              <w:rPr>
-                <w:rFonts w:ascii="Courier New" w:cs="Courier New" w:eastAsia="Courier New" w:hAnsi="Courier New"/>
-                <w:sz w:val="18"/>
-                <w:szCs w:val="18"/>
-              </w:rPr>
-              <w:t xml:space="preserve"># - find_min([5])          — single item (should work)</w:t>
-            </w:r>
-          </w:p>
-          <w:p>
-            <w:pPr>
-              <w:spacing w:after="20"/>
-            </w:pPr>
-            <w:r>
-              <w:rPr>
-                <w:rFonts w:ascii="Courier New" w:cs="Courier New" w:eastAsia="Courier New" w:hAnsi="Courier New"/>
-                <w:sz w:val="18"/>
-                <w:szCs w:val="18"/>
-              </w:rPr>
-              <w:t xml:space="preserve"># - find_min([-5, -10, 3]) — negative numbers</w:t>
-            </w:r>
-          </w:p>
-          <w:p>
-            <w:pPr>
-              <w:spacing w:after="20"/>
-            </w:pPr>
-            <w:r>
-              <w:rPr>
-                <w:rFonts w:ascii="Courier New" w:cs="Courier New" w:eastAsia="Courier New" w:hAnsi="Courier New"/>
-                <w:sz w:val="18"/>
-                <w:szCs w:val="18"/>
-              </w:rPr>
-              <w:t xml:space="preserve"># - find_min([0])          — zero</w:t>
-            </w:r>
-          </w:p>
-          <w:p>
-            <w:pPr>
-              <w:spacing w:after="20"/>
-            </w:pPr>
-            <w:r>
-              <w:rPr>
-                <w:rFonts w:ascii="Courier New" w:cs="Courier New" w:eastAsia="Courier New" w:hAnsi="Courier New"/>
-                <w:sz w:val="18"/>
-                <w:szCs w:val="18"/>
-              </w:rPr>
               <w:t xml:space="preserve"> </w:t>
             </w:r>
           </w:p>
@@ -1167,7 +1960,85 @@
                 <w:sz w:val="18"/>
                 <w:szCs w:val="18"/>
               </w:rPr>
-              <w:t xml:space="preserve"># Example 3: Check if name is valid (not empty)</w:t>
+              <w:t xml:space="preserve"> </w:t>
+            </w:r>
+          </w:p>
+          <w:p>
+            <w:pPr>
+              <w:spacing w:after="20"/>
+            </w:pPr>
+            <w:r>
+              <w:rPr>
+                <w:rFonts w:ascii="Courier New" w:cs="Courier New" w:eastAsia="Courier New" w:hAnsi="Courier New"/>
+                <w:sz w:val="18"/>
+                <w:szCs w:val="18"/>
+              </w:rPr>
+              <w:t xml:space="preserve"> </w:t>
+            </w:r>
+          </w:p>
+          <w:p>
+            <w:pPr>
+              <w:spacing w:after="20"/>
+            </w:pPr>
+            <w:r>
+              <w:rPr>
+                <w:rFonts w:ascii="Courier New" w:cs="Courier New" w:eastAsia="Courier New" w:hAnsi="Courier New"/>
+                <w:sz w:val="18"/>
+                <w:szCs w:val="18"/>
+              </w:rPr>
+              <w:t xml:space="preserve"> </w:t>
+            </w:r>
+          </w:p>
+          <w:p>
+            <w:pPr>
+              <w:spacing w:after="20"/>
+            </w:pPr>
+            <w:r>
+              <w:rPr>
+                <w:rFonts w:ascii="Courier New" w:cs="Courier New" w:eastAsia="Courier New" w:hAnsi="Courier New"/>
+                <w:sz w:val="18"/>
+                <w:szCs w:val="18"/>
+              </w:rPr>
+              <w:t xml:space="preserve"> </w:t>
+            </w:r>
+          </w:p>
+          <w:p>
+            <w:pPr>
+              <w:spacing w:after="20"/>
+            </w:pPr>
+            <w:r>
+              <w:rPr>
+                <w:rFonts w:ascii="Courier New" w:cs="Courier New" w:eastAsia="Courier New" w:hAnsi="Courier New"/>
+                <w:sz w:val="18"/>
+                <w:szCs w:val="18"/>
+              </w:rPr>
+              <w:t xml:space="preserve"> </w:t>
+            </w:r>
+          </w:p>
+          <w:p>
+            <w:pPr>
+              <w:spacing w:after="20"/>
+            </w:pPr>
+            <w:r>
+              <w:rPr>
+                <w:rFonts w:ascii="Courier New" w:cs="Courier New" w:eastAsia="Courier New" w:hAnsi="Courier New"/>
+                <w:sz w:val="18"/>
+                <w:szCs w:val="18"/>
+              </w:rPr>
+              <w:t xml:space="preserve"> </w:t>
+            </w:r>
+          </w:p>
+          <w:p>
+            <w:pPr>
+              <w:spacing w:after="20"/>
+            </w:pPr>
+            <w:r>
+              <w:rPr>
+                <w:rFonts w:ascii="Courier New" w:cs="Courier New" w:eastAsia="Courier New" w:hAnsi="Courier New"/>
+                <w:sz w:val="18"/>
+                <w:szCs w:val="18"/>
+              </w:rPr>
+              <w:t xml:space="preserve"> </w:t>
             </w:r>
           </w:p>
           <w:p>
@@ -1194,84 +2065,6 @@
                 <w:szCs w:val="18"/>
               </w:rPr>
               <w:t xml:space="preserve">    return len(name) &gt; 0</w:t>
-            </w:r>
-          </w:p>
-          <w:p>
-            <w:pPr>
-              <w:spacing w:after="20"/>
-            </w:pPr>
-            <w:r>
-              <w:rPr>
-                <w:rFonts w:ascii="Courier New" w:cs="Courier New" w:eastAsia="Courier New" w:hAnsi="Courier New"/>
-                <w:sz w:val="18"/>
-                <w:szCs w:val="18"/>
-              </w:rPr>
-              <w:t xml:space="preserve"> </w:t>
-            </w:r>
-          </w:p>
-          <w:p>
-            <w:pPr>
-              <w:spacing w:after="20"/>
-            </w:pPr>
-            <w:r>
-              <w:rPr>
-                <w:rFonts w:ascii="Courier New" w:cs="Courier New" w:eastAsia="Courier New" w:hAnsi="Courier New"/>
-                <w:sz w:val="18"/>
-                <w:szCs w:val="18"/>
-              </w:rPr>
-              <w:t xml:space="preserve"># Normal case: is_valid_name("Alex") = True</w:t>
-            </w:r>
-          </w:p>
-          <w:p>
-            <w:pPr>
-              <w:spacing w:after="20"/>
-            </w:pPr>
-            <w:r>
-              <w:rPr>
-                <w:rFonts w:ascii="Courier New" w:cs="Courier New" w:eastAsia="Courier New" w:hAnsi="Courier New"/>
-                <w:sz w:val="18"/>
-                <w:szCs w:val="18"/>
-              </w:rPr>
-              <w:t xml:space="preserve"># Edge cases:</w:t>
-            </w:r>
-          </w:p>
-          <w:p>
-            <w:pPr>
-              <w:spacing w:after="20"/>
-            </w:pPr>
-            <w:r>
-              <w:rPr>
-                <w:rFonts w:ascii="Courier New" w:cs="Courier New" w:eastAsia="Courier New" w:hAnsi="Courier New"/>
-                <w:sz w:val="18"/>
-                <w:szCs w:val="18"/>
-              </w:rPr>
-              <w:t xml:space="preserve"># - is_valid_name("")      — empty string</w:t>
-            </w:r>
-          </w:p>
-          <w:p>
-            <w:pPr>
-              <w:spacing w:after="20"/>
-            </w:pPr>
-            <w:r>
-              <w:rPr>
-                <w:rFonts w:ascii="Courier New" w:cs="Courier New" w:eastAsia="Courier New" w:hAnsi="Courier New"/>
-                <w:sz w:val="18"/>
-                <w:szCs w:val="18"/>
-              </w:rPr>
-              <w:t xml:space="preserve"># - is_valid_name(" ")     — space (technically not empty)</w:t>
-            </w:r>
-          </w:p>
-          <w:p>
-            <w:pPr>
-              <w:spacing w:after="20"/>
-            </w:pPr>
-            <w:r>
-              <w:rPr>
-                <w:rFonts w:ascii="Courier New" w:cs="Courier New" w:eastAsia="Courier New" w:hAnsi="Courier New"/>
-                <w:sz w:val="18"/>
-                <w:szCs w:val="18"/>
-              </w:rPr>
-              <w:t xml:space="preserve"># - is_valid_name("A")     — single character</w:t>
             </w:r>
           </w:p>
         </w:tc>
@@ -1471,76 +2264,7 @@
           <w:sz w:val="20"/>
           <w:szCs w:val="20"/>
         </w:rPr>
-        <w:t xml:space="preserve">Challenge: Write a function that removes duplicates from a list. Then list 6+ edge cases and test them. &lt;details&gt; &lt;summary&gt;✅ Sample Answers&lt;/summary&gt;</w:t>
-      </w:r>
-    </w:p>
-    <w:p>
-      <w:pPr>
-        <w:spacing w:after="80"/>
-      </w:pPr>
-      <w:r>
-        <w:rPr>
-          <w:rFonts w:ascii="Arial" w:cs="Arial" w:eastAsia="Arial" w:hAnsi="Arial"/>
-          <w:b/>
-          <w:bCs/>
-          <w:sz w:val="20"/>
-          <w:szCs w:val="20"/>
-        </w:rPr>
-        <w:t xml:space="preserve">Problem 4: </w:t>
-      </w:r>
-      <w:r>
-        <w:rPr>
-          <w:rFonts w:ascii="Arial" w:cs="Arial" w:eastAsia="Arial" w:hAnsi="Arial"/>
-          <w:sz w:val="20"/>
-          <w:szCs w:val="20"/>
-        </w:rPr>
-        <w:t xml:space="preserve">: Edge cases for average of scores: - Empty list (no scores) - Single score - All same scores - Including a zero - Including negative numbers</w:t>
-      </w:r>
-    </w:p>
-    <w:p>
-      <w:pPr>
-        <w:spacing w:after="80"/>
-      </w:pPr>
-      <w:r>
-        <w:rPr>
-          <w:rFonts w:ascii="Arial" w:cs="Arial" w:eastAsia="Arial" w:hAnsi="Arial"/>
-          <w:b/>
-          <w:bCs/>
-          <w:sz w:val="20"/>
-          <w:szCs w:val="20"/>
-        </w:rPr>
-        <w:t xml:space="preserve">Problem 5: </w:t>
-      </w:r>
-      <w:r>
-        <w:rPr>
-          <w:rFonts w:ascii="Arial" w:cs="Arial" w:eastAsia="Arial" w:hAnsi="Arial"/>
-          <w:sz w:val="20"/>
-          <w:szCs w:val="20"/>
-        </w:rPr>
-        <w:t xml:space="preserve">: Edge cases for is_prime: - 1 (not prime) - 2 (only even prime) - Negative numbers - 0 - Very large numbers - Perfect squares like 25, 49</w:t>
-      </w:r>
-    </w:p>
-    <w:p>
-      <w:pPr>
-        <w:spacing w:after="80"/>
-      </w:pPr>
-      <w:r>
-        <w:rPr>
-          <w:rFonts w:ascii="Arial" w:cs="Arial" w:eastAsia="Arial" w:hAnsi="Arial"/>
-          <w:b/>
-          <w:bCs/>
-          <w:sz w:val="20"/>
-          <w:szCs w:val="20"/>
-        </w:rPr>
-        <w:t xml:space="preserve">Problem 6: </w:t>
-      </w:r>
-      <w:r>
-        <w:rPr>
-          <w:rFonts w:ascii="Arial" w:cs="Arial" w:eastAsia="Arial" w:hAnsi="Arial"/>
-          <w:sz w:val="20"/>
-          <w:szCs w:val="20"/>
-        </w:rPr>
-        <w:t xml:space="preserve">: Edge cases for remove_duplicates. &lt;/details&gt; ---</w:t>
+        <w:t xml:space="preserve">Challenge: Write a function that removes duplicates from a list. Then list 6+ edge cases and test them. ---</w:t>
       </w:r>
     </w:p>
     <w:p>

--- a/Coding 1 - year/Unit 6 - Debugging and Documentation/Daily Lesson Plans/Word/Day 132.docx
+++ b/Coding 1 - year/Unit 6 - Debugging and Documentation/Daily Lesson Plans/Word/Day 132.docx
@@ -380,7 +380,7 @@
                 <w:sz w:val="20"/>
                 <w:szCs w:val="20"/>
               </w:rPr>
-              <w:t xml:space="preserve">    Can you identify edge cases in a problem?</w:t>
+              <w:t xml:space="preserve">    Look at the examples on the board. Can you spot which ones show edge cases in a problem? What clues helped you decide?</w:t>
             </w:r>
             <w:r>
               <w:rPr>
@@ -477,7 +477,7 @@
                 <w:sz w:val="20"/>
                 <w:szCs w:val="20"/>
               </w:rPr>
-              <w:t xml:space="preserve">Today's Goal: By the end of class you will be able to identify edge cases in a problem.</w:t>
+              <w:t xml:space="preserve">Today’s Goal: By the end of class you will be able to identify edge cases in a problem.</w:t>
             </w:r>
             <w:r>
               <w:rPr>
@@ -1388,7 +1388,7 @@
                 <w:sz w:val="20"/>
                 <w:szCs w:val="20"/>
               </w:rPr>
-              <w:t xml:space="preserve">Quick Check: Identify edge cases in a problem?</w:t>
+              <w:t xml:space="preserve">Define edge cases in your own words and give one example of how it's used in code.</w:t>
             </w:r>
             <w:r>
               <w:rPr>

--- a/Coding 1 - year/Unit 6 - Debugging and Documentation/Daily Lesson Plans/Word/Day 132.docx
+++ b/Coding 1 - year/Unit 6 - Debugging and Documentation/Daily Lesson Plans/Word/Day 132.docx
@@ -839,6 +839,50 @@
                 <w:szCs w:val="20"/>
               </w:rPr>
               <w:t xml:space="preserve">    • Boundary values — if range is 0-100, test 0 and 100</w:t>
+            </w:r>
+            <w:r>
+              <w:rPr>
+                <w:rFonts w:ascii="Arial" w:cs="Arial" w:eastAsia="Arial" w:hAnsi="Arial"/>
+                <w:sz w:val="20"/>
+                <w:szCs w:val="20"/>
+              </w:rPr>
+              <w:br/>
+              <w:t xml:space="preserve"/>
+            </w:r>
+            <w:r>
+              <w:rPr>
+                <w:rFonts w:ascii="Arial" w:cs="Arial" w:eastAsia="Arial" w:hAnsi="Arial"/>
+                <w:b w:val="false"/>
+                <w:bCs w:val="false"/>
+                <w:i w:val="false"/>
+                <w:iCs w:val="false"/>
+                <w:color w:val="000000"/>
+                <w:sz w:val="20"/>
+                <w:szCs w:val="20"/>
+              </w:rPr>
+              <w:t xml:space="preserve">    • They often break programs that work with "normal" data</w:t>
+            </w:r>
+            <w:r>
+              <w:rPr>
+                <w:rFonts w:ascii="Arial" w:cs="Arial" w:eastAsia="Arial" w:hAnsi="Arial"/>
+                <w:sz w:val="20"/>
+                <w:szCs w:val="20"/>
+              </w:rPr>
+              <w:br/>
+              <w:t xml:space="preserve"/>
+            </w:r>
+            <w:r>
+              <w:rPr>
+                <w:rFonts w:ascii="Arial" w:cs="Arial" w:eastAsia="Arial" w:hAnsi="Arial"/>
+                <w:b w:val="false"/>
+                <w:bCs w:val="false"/>
+                <w:i w:val="false"/>
+                <w:iCs w:val="false"/>
+                <w:color w:val="000000"/>
+                <w:sz w:val="20"/>
+                <w:szCs w:val="20"/>
+              </w:rPr>
+              <w:t xml:space="preserve">    • They test the boundaries of your logic</w:t>
             </w:r>
             <w:r>
               <w:rPr>
